--- a/docs/property management.docx
+++ b/docs/property management.docx
@@ -4,36 +4,77 @@
   <w:body>
     <w:p>
       <w:r>
-        <w:t>Piyush Singh</w:t>
-      </w:r>
-    </w:p>
-    <w:p>
-      <w:r>
-        <w:t>Rohit Patil</w:t>
-      </w:r>
-    </w:p>
-    <w:p>
-      <w:r>
-        <w:t>Manal Patil</w:t>
-      </w:r>
-    </w:p>
-    <w:p>
-      <w:r>
-        <w:t>Siddhi Pawar</w:t>
-      </w:r>
-    </w:p>
-    <w:p>
-      <w:r>
-        <w:t>Sahil Gaikwad</w:t>
-      </w:r>
-    </w:p>
-    <w:p>
-      <w:r>
-        <w:t>Vishwesh Dhepe</w:t>
+        <w:t xml:space="preserve">Faculty </w:t>
+      </w:r>
+      <w:proofErr w:type="gramStart"/>
+      <w:r>
+        <w:t>Name :</w:t>
+      </w:r>
+      <w:proofErr w:type="gramEnd"/>
+      <w:r>
+        <w:t xml:space="preserve">- Amol </w:t>
+      </w:r>
+      <w:proofErr w:type="gramStart"/>
+      <w:r>
+        <w:t>Shinde  (</w:t>
+      </w:r>
+      <w:proofErr w:type="spellStart"/>
+      <w:proofErr w:type="gramEnd"/>
+      <w:r>
+        <w:t>Genosis</w:t>
+      </w:r>
+      <w:proofErr w:type="spellEnd"/>
+      <w:r>
+        <w:t xml:space="preserve"> plus)</w:t>
+      </w:r>
+    </w:p>
+    <w:p>
+      <w:r>
+        <w:t xml:space="preserve">Group </w:t>
+      </w:r>
+      <w:proofErr w:type="gramStart"/>
+      <w:r>
+        <w:t>members</w:t>
+      </w:r>
+      <w:proofErr w:type="gramEnd"/>
+      <w:r>
+        <w:t xml:space="preserve"> name</w:t>
+      </w:r>
+      <w:r>
+        <w:tab/>
+      </w:r>
+    </w:p>
+    <w:p>
+      <w:r>
+        <w:t>1.Rohit Patil</w:t>
+      </w:r>
+    </w:p>
+    <w:p>
+      <w:r>
+        <w:t>2.Piyush Singh</w:t>
+      </w:r>
+    </w:p>
+    <w:p>
+      <w:r>
+        <w:t>3.Siddhi Pawar</w:t>
+      </w:r>
+    </w:p>
+    <w:p>
+      <w:r>
+        <w:t>4.Manal Patil</w:t>
+      </w:r>
+    </w:p>
+    <w:p>
+      <w:r>
+        <w:t>5. Vishwesh Dhepe</w:t>
+      </w:r>
+    </w:p>
+    <w:p>
+      <w:r>
+        <w:t xml:space="preserve">6. Sahil Gaikwad </w:t>
       </w:r>
     </w:p>
     <w:p/>
-    <w:p/>
     <w:p>
       <w:r>
         <w:t>Post</w:t>
@@ -41,6 +82,9 @@
     </w:p>
     <w:p>
       <w:r>
+        <w:rPr>
+          <w:noProof/>
+        </w:rPr>
         <w:drawing>
           <wp:inline distT="0" distB="0" distL="0" distR="0" wp14:anchorId="03A4CD3A" wp14:editId="60693934">
             <wp:extent cx="5731510" cy="3027045"/>
@@ -85,6 +129,9 @@
     </w:p>
     <w:p>
       <w:r>
+        <w:rPr>
+          <w:noProof/>
+        </w:rPr>
         <w:lastRenderedPageBreak/>
         <w:drawing>
           <wp:inline distT="0" distB="0" distL="0" distR="0" wp14:anchorId="6B26417A" wp14:editId="706E7B9C">
@@ -125,6 +172,9 @@
     </w:p>
     <w:p>
       <w:r>
+        <w:rPr>
+          <w:noProof/>
+        </w:rPr>
         <w:drawing>
           <wp:inline distT="0" distB="0" distL="0" distR="0" wp14:anchorId="3D748BB7" wp14:editId="62843C94">
             <wp:extent cx="5731510" cy="2800985"/>
@@ -170,6 +220,9 @@
     </w:p>
     <w:p>
       <w:r>
+        <w:rPr>
+          <w:noProof/>
+        </w:rPr>
         <w:lastRenderedPageBreak/>
         <w:drawing>
           <wp:inline distT="0" distB="0" distL="0" distR="0" wp14:anchorId="31CFE9E5" wp14:editId="273EBE3C">
@@ -266,6 +319,9 @@
         </w:drawing>
       </w:r>
       <w:r>
+        <w:rPr>
+          <w:noProof/>
+        </w:rPr>
         <w:drawing>
           <wp:inline distT="0" distB="0" distL="0" distR="0" wp14:anchorId="22E05AC9" wp14:editId="300A7872">
             <wp:extent cx="5731510" cy="3720465"/>
@@ -311,6 +367,9 @@
         <w:t>Delete</w:t>
       </w:r>
       <w:r>
+        <w:rPr>
+          <w:noProof/>
+        </w:rPr>
         <w:drawing>
           <wp:inline distT="0" distB="0" distL="0" distR="0" wp14:anchorId="28E91AA7" wp14:editId="2F66A753">
             <wp:extent cx="5731510" cy="4370070"/>
@@ -356,6 +415,9 @@
     </w:p>
     <w:p>
       <w:r>
+        <w:rPr>
+          <w:noProof/>
+        </w:rPr>
         <w:drawing>
           <wp:inline distT="0" distB="0" distL="0" distR="0" wp14:anchorId="29CE22EF" wp14:editId="2A48BBD5">
             <wp:extent cx="3616221" cy="2758440"/>
@@ -395,6 +457,9 @@
     </w:p>
     <w:p>
       <w:r>
+        <w:rPr>
+          <w:noProof/>
+        </w:rPr>
         <w:lastRenderedPageBreak/>
         <w:drawing>
           <wp:inline distT="0" distB="0" distL="0" distR="0" wp14:anchorId="41E02483" wp14:editId="71263399">
@@ -1119,7 +1184,6 @@
   <w:style w:type="character" w:default="1" w:styleId="DefaultParagraphFont">
     <w:name w:val="Default Paragraph Font"/>
     <w:uiPriority w:val="1"/>
-    <w:semiHidden/>
     <w:unhideWhenUsed/>
   </w:style>
   <w:style w:type="table" w:default="1" w:styleId="TableNormal">
